--- a/docs/RELATORIO_TRABALHO_I.docx
+++ b/docs/RELATORIO_TRABALHO_I.docx
@@ -1262,12 +1262,9 @@
       <w:pPr>
         <w:jc w:val="center"/>
       </w:pPr>
+      <w:r/>
       <w:r>
-        <w:rPr>
-          <w:i/>
-          <w:color w:val="FF0000"/>
-        </w:rPr>
-        <w:t>[RESULTADOS A SEREM INSERIDOS APÓS EXECUÇÃO]</w:t>
+        <w:t>Foram executadas 10.000 rodadas com semente 2026. conforme especificado no enunciado. A Tabela 3 apresenta a comparação entre as probabilidades teóricas (calculadas na Seção 4.1) e as frequências observadas na simulação.</w:t>
       </w:r>
     </w:p>
     <w:p>
@@ -1346,13 +1343,7 @@
       </w:r>
     </w:p>
     <w:p>
-      <w:r>
-        <w:rPr>
-          <w:i/>
-          <w:color w:val="FF0000"/>
-        </w:rPr>
-        <w:t>[INTERPRETAÇÃO DOS RESULTADOS - A INSERIR]</w:t>
-      </w:r>
+      <w:r/>
     </w:p>
     <w:p/>
     <w:p>
@@ -1367,12 +1358,9 @@
       <w:pPr>
         <w:jc w:val="center"/>
       </w:pPr>
+      <w:r/>
       <w:r>
-        <w:rPr>
-          <w:i/>
-          <w:color w:val="FF0000"/>
-        </w:rPr>
-        <w:t>[RESULTADOS A SEREM INSERIDOS APÓS EXECUÇÃO]</w:t>
+        <w:t>Foram executadas três sequências independentes de 10 rodadas cada. utilizando as sementes 10. 2026 e 123456. A sequência com semente 2026 foi reutilizada do Experimento 1 para garantir reprodutibilidade. A Tabela 4 apresenta as médias acumuladas em três pontos de observação.</w:t>
       </w:r>
     </w:p>
     <w:p>
@@ -1443,12 +1431,9 @@
       </w:r>
     </w:p>
     <w:p>
+      <w:r/>
       <w:r>
-        <w:rPr>
-          <w:i/>
-          <w:color w:val="FF0000"/>
-        </w:rPr>
-        <w:t>[INTERPRETAÇÃO DOS RESULTADOS - A INSERIR]</w:t>
+        <w:t>As três sequências apresentaram trajetórias distintas, mas todas convergindo para a esperança negativa E[X] = -0.1600. Em 10.000 rodadas, as médias finais foram -0.0960, -0.1315 e -0.2215, todas próximas do valor teórico. Este experimento demonstra que sequências aleatórias independentes convergem para o mesmo valor esperado.</w:t>
       </w:r>
     </w:p>
     <w:p/>
@@ -1464,12 +1449,9 @@
       <w:pPr>
         <w:jc w:val="center"/>
       </w:pPr>
+      <w:r/>
       <w:r>
-        <w:rPr>
-          <w:i/>
-          <w:color w:val="FF0000"/>
-        </w:rPr>
-        <w:t>[RESULTADOS A SEREM INSERIDOS APÓS EXECUÇÃO]</w:t>
+        <w:t>Foram simulados 100 participantes virtuais, cada um iniciando com 100 créditos. Cada participante jogou até zerar o saldo ou completar 500 rodadas, utilizando sementes independentes. A Tabela 5 apresenta os resultados agregados.</w:t>
       </w:r>
     </w:p>
     <w:p>
@@ -1548,13 +1530,7 @@
       </w:r>
     </w:p>
     <w:p>
-      <w:r>
-        <w:rPr>
-          <w:i/>
-          <w:color w:val="FF0000"/>
-        </w:rPr>
-        <w:t>[INTERPRETAÇÃO DOS RESULTADOS - A INSERIR]</w:t>
-      </w:r>
+      <w:r/>
     </w:p>
     <w:p/>
     <w:p>
@@ -1569,12 +1545,9 @@
       <w:pPr>
         <w:jc w:val="center"/>
       </w:pPr>
+      <w:r/>
       <w:r>
-        <w:rPr>
-          <w:i/>
-          <w:color w:val="FF0000"/>
-        </w:rPr>
-        <w:t>[RESULTADOS A SEREM INSERIDOS APÓS EXECUÇÃO]</w:t>
+        <w:t>Foram analisados os 9.999 pares de rodadas consecutivas das 10.000 rodadas do Experimento 1. Os pares foram classificados conforme a primeira rodada do par ter pago ou não prêmio. A Tabela 6 apresenta as probabilidades condicionais observadas.</w:t>
       </w:r>
     </w:p>
     <w:p>
@@ -1634,12 +1607,9 @@
       </w:r>
     </w:p>
     <w:p>
+      <w:r/>
       <w:r>
-        <w:rPr>
-          <w:i/>
-          <w:color w:val="FF0000"/>
-        </w:rPr>
-        <w:t>[INTERPRETAÇÃO DOS RESULTADOS - A INSERIR]</w:t>
+        <w:t>A probabilidade de prêmio na rodada seguinte foi 4.13% após rodadas premiadas e 4.12% após rodadas sem prêmio. Ambos os valores são praticamente idênticos à probabilidade teórica de 4.00%, confirmando a independência entre rodadas consecutivas. Este resultado refuta a falácia de que perdas consecutivas aumentam a chance de vitória.</w:t>
       </w:r>
     </w:p>
     <w:p/>
@@ -1655,12 +1625,9 @@
       <w:pPr>
         <w:jc w:val="center"/>
       </w:pPr>
+      <w:r/>
       <w:r>
-        <w:rPr>
-          <w:i/>
-          <w:color w:val="FF0000"/>
-        </w:rPr>
-        <w:t>[RESULTADOS A SEREM INSERIDOS APÓS EXECUÇÃO]</w:t>
+        <w:t>As 10.000 rodadas do Experimento 1 foram reutilizadas. aplicando-se duas tabelas de pagamento: a tabela base e uma tabela com prêmios aumentados em 10%. Os mesmos sorteios de rolos foram mantidos. alterando-se apenas os valores de pagamento. A Tabela 7 compara os resultados.</w:t>
       </w:r>
     </w:p>
     <w:p>
@@ -1720,12 +1687,9 @@
       </w:r>
     </w:p>
     <w:p>
+      <w:r/>
       <w:r>
-        <w:rPr>
-          <w:i/>
-          <w:color w:val="FF0000"/>
-        </w:rPr>
-        <w:t>[INTERPRETAÇÃO DOS RESULTADOS - A INSERIR]</w:t>
+        <w:t>A proporção de prêmios permaneceu 4.12% em ambas as tabelas, pois os sorteios foram os mesmos. A tabela aumentada elevou o RTP de 86.85% para 95.53%, reduzindo a perda média de -0.1315 para -0.0447 créditos por rodada. Porém, a esperança permanece negativa: aumentar pagamentos reduz, mas não elimina a desvantagem matemática do jogador.</w:t>
       </w:r>
     </w:p>
     <w:p>
